--- a/spa/docx/31.content.docx
+++ b/spa/docx/31.content.docx
@@ -214,7 +214,7 @@
         <w:rPr>
           <w:lang w:val="es_ES" w:bidi="es_ES"/>
         </w:rPr>
-        <w:t xml:space="preserve"> Visión de Abdías.Esto es lo que el Señor y Dios dice acerca de Edom.Hemos oído un mensaje del Señor. Un mensajero ha sido enviado a las naciones con esta orden:—Levántense, marchemos contra Edom para combatir.</w:t>
+        <w:t xml:space="preserve"> Visión de Abdías. Esto es lo que el Señor y Dios dice acerca de Edom. Hemos oído un mensaje del Señor. Un mensajero ha sido enviado a las naciones con esta orden: —Levántense, marchemos contra Edom para combatir.</w:t>
       </w:r>
     </w:p>
     <w:p>
@@ -235,7 +235,7 @@
         <w:rPr>
           <w:lang w:val="es_ES" w:bidi="es_ES"/>
         </w:rPr>
-        <w:t xml:space="preserve"> Dice el Señor:—Edom, te haré insignificante entre las naciones; serás profundamente despreciado.</w:t>
+        <w:t xml:space="preserve"> Dice el Señor: —Edom, te haré insignificante entre las naciones; serás profundamente despreciado.</w:t>
       </w:r>
     </w:p>
     <w:p>
@@ -256,7 +256,7 @@
         <w:rPr>
           <w:lang w:val="es_ES" w:bidi="es_ES"/>
         </w:rPr>
-        <w:t xml:space="preserve"> Tu arrogancia te ha engañado, y el orgullo de tu corazón también. Tú habitas en las grietas de las rocas y te encaramas en las cumbres de los montes. En tu corazón dices: "¿Quién podrá derribarme?".</w:t>
+        <w:t xml:space="preserve"> Tu arrogancia te ha engañado, y el orgullo de tu corazón también. Tú habitas en las grietas de las rocas y te encaramas en las cumbres de los montes. En tu corazón dices: "¿Quién podrá derribarme?”.</w:t>
       </w:r>
     </w:p>
     <w:p>
